--- a/india_monitor_data/rag/documents/Strike_Intelligence/Operational Disruption_Pattern_Analysis.docx
+++ b/india_monitor_data/rag/documents/Strike_Intelligence/Operational Disruption_Pattern_Analysis.docx
@@ -13,7 +13,7 @@
     </w:p>
     <w:p>
       <w:r>
-        <w:t>Report Generated: 2026-09-08 14:22:30</w:t>
+        <w:t>Report Generated: 2026-09-09 16:49:45</w:t>
       </w:r>
     </w:p>
     <w:p>
@@ -23,7 +23,7 @@
     </w:p>
     <w:p>
       <w:r>
-        <w:t>Total Sector Incidents Analyzed: 255</w:t>
+        <w:t>Total Sector Incidents Analyzed: 328</w:t>
       </w:r>
     </w:p>
     <w:p>
@@ -49,52 +49,52 @@
     </w:p>
     <w:p>
       <w:r>
-        <w:t>• Global: 124 recorded incident(s)</w:t>
+        <w:t>• Global: 159 recorded incident(s)</w:t>
       </w:r>
     </w:p>
     <w:p>
       <w:r>
-        <w:t>• United States: 18 recorded incident(s)</w:t>
+        <w:t>• United States: 28 recorded incident(s)</w:t>
       </w:r>
     </w:p>
     <w:p>
       <w:r>
-        <w:t>• Panama Canal: 15 recorded incident(s)</w:t>
+        <w:t>• Panama Canal: 18 recorded incident(s)</w:t>
       </w:r>
     </w:p>
     <w:p>
       <w:r>
-        <w:t>• Canada: 12 recorded incident(s)</w:t>
+        <w:t>• Red Sea: 15 recorded incident(s)</w:t>
       </w:r>
     </w:p>
     <w:p>
       <w:r>
-        <w:t>• Red Sea: 12 recorded incident(s)</w:t>
+        <w:t>• India: 14 recorded incident(s)</w:t>
       </w:r>
     </w:p>
     <w:p>
       <w:r>
-        <w:t>• India: 10 recorded incident(s)</w:t>
+        <w:t>• Canada: 13 recorded incident(s)</w:t>
       </w:r>
     </w:p>
     <w:p>
       <w:r>
-        <w:t>• Suez Canal: 8 recorded incident(s)</w:t>
+        <w:t>• Suez Canal: 9 recorded incident(s)</w:t>
       </w:r>
     </w:p>
     <w:p>
       <w:r>
-        <w:t>• Spain: 7 recorded incident(s)</w:t>
+        <w:t>• Spain: 8 recorded incident(s)</w:t>
       </w:r>
     </w:p>
     <w:p>
       <w:r>
-        <w:t>• Netherlands: 5 recorded incident(s)</w:t>
+        <w:t>• Port of Los Angeles: 6 recorded incident(s)</w:t>
       </w:r>
     </w:p>
     <w:p>
       <w:r>
-        <w:t>• China: 5 recorded incident(s)</w:t>
+        <w:t>• China: 6 recorded incident(s)</w:t>
       </w:r>
     </w:p>
     <w:p>
@@ -110,7 +110,7 @@
         <w:rPr>
           <w:b/>
         </w:rPr>
-        <w:t>Case #1: Major Ports in India, List, Map, Initiatives, UPSC Notes - Vajiram &amp; Ravi</w:t>
+        <w:t>Case #1: Seattle weather updates: Snoqualmie Pass, Sea-Tac airport conditions amid winter advisory - seattletimes.com</w:t>
         <w:br/>
       </w:r>
       <w:r>
@@ -123,7 +123,7 @@
         <w:rPr>
           <w:b/>
         </w:rPr>
-        <w:t>Case #2: JNPA says port operations normal amid trailer, driver shortage - Indian Transport &amp; Logistics</w:t>
+        <w:t>Case #2: Trucks stuck at Busia as cargo scanner breaks down - monitor.co.ug</w:t>
         <w:br/>
       </w:r>
       <w:r>
@@ -136,7 +136,7 @@
         <w:rPr>
           <w:b/>
         </w:rPr>
-        <w:t>Case #3: Central Asia Confronts Iran War Fallout as Trade Routes and Citizens Come Under Pressure - The Times Of Central Asia</w:t>
+        <w:t>Case #3: Adm. Rabiee: "SCA maritime salvage tugboats successfully refloat the bulk carrier XIN TAIN YUAN after its grounding due to a technical failure." - suezcanal.gov.eg</w:t>
         <w:br/>
       </w:r>
       <w:r>
@@ -149,7 +149,7 @@
         <w:rPr>
           <w:b/>
         </w:rPr>
-        <w:t>Case #4: Saudi Arabia, Kuwait lift restrictions on US military access to bases, airspace: Report - Anadolu Ajansı</w:t>
+        <w:t>Case #4: JN Port container movement hit by driver shortage | Mumbai news - hindustantimes.com</w:t>
         <w:br/>
       </w:r>
       <w:r>
@@ -162,7 +162,7 @@
         <w:rPr>
           <w:b/>
         </w:rPr>
-        <w:t>Case #5: US-Iran war: What UAE residents need to know today, Sept. 7 - gulfnews.com</w:t>
+        <w:t>Case #5: JNPA says port operations normal amid trailer, driver shortage - itln.in</w:t>
         <w:br/>
       </w:r>
       <w:r>
@@ -175,7 +175,7 @@
         <w:rPr>
           <w:b/>
         </w:rPr>
-        <w:t>Case #6: WEF urges intelligence sharing as port cyber threats outpace siloed defences - industrialcyber.co</w:t>
+        <w:t>Case #6: JNPA-linked transporters’ stir from today threatens major EXIM disruption | Mumbai news - hindustantimes.com</w:t>
         <w:br/>
       </w:r>
       <w:r>
@@ -188,7 +188,7 @@
         <w:rPr>
           <w:b/>
         </w:rPr>
-        <w:t>Case #7: Debris blocks trains for second day, travel uncertainty grips passengers - timesofindia.indiatimes.com</w:t>
+        <w:t>Case #7: Maritime cyber incidents jumped 103% in 2025 - safety4sea.com</w:t>
         <w:br/>
       </w:r>
       <w:r>
@@ -201,7 +201,7 @@
         <w:rPr>
           <w:b/>
         </w:rPr>
-        <w:t>Case #8: Victoria Pass road closure on the Great Western Highway - Transport for NSW</w:t>
+        <w:t>Case #8: Amazon Prime Air Botched Landing at Miami: What Happened? - devdiscourse.com</w:t>
         <w:br/>
       </w:r>
       <w:r>
@@ -214,7 +214,7 @@
         <w:rPr>
           <w:b/>
         </w:rPr>
-        <w:t>Case #9: Low river levels disrupt logistics for Illinois harvesting - myjournalcourier.com</w:t>
+        <w:t>Case #9: The longer the shutdown lasts, the greater the risk of cargo backups at Texas ports - houstonpublicmedia.org</w:t>
         <w:br/>
       </w:r>
       <w:r>
@@ -227,7 +227,7 @@
         <w:rPr>
           <w:b/>
         </w:rPr>
-        <w:t>Case #10: News Barge operations almost at a halt amid perilously low Rhine water - theloadstar.com</w:t>
+        <w:t>Case #10: Ukraine, Russia trade drone strikes, killing 6 - DW.com</w:t>
         <w:br/>
       </w:r>
       <w:r>
